--- a/PasswordSecurity/results/final/Password-Security-Final-Report.docx
+++ b/PasswordSecurity/results/final/Password-Security-Final-Report.docx
@@ -26,7 +26,7 @@
     </w:p>
     <w:p>
       <w:r>
-        <w:t>This project tested how password length, available characters, and guessing strategy affect the effort required to recover classroom sample passwords. A C# program generated guesses locally, hashed each guess with MD5, and compared the result with authorized Science Buddies sample hashes. Controlled brute-force trials tested four character sets and lengths one through four, with five repetitions per condition. Dictionary and word-pair attacks were also tested. Six of seven Science Buddies challenges were recovered. The final challenge was tested against every possible six-character password made from lowercase letters, uppercase letters, and digits: 56,800,235,584 candidates. The search finished without a match. Results showed exponential growth: adding one character multiplied the search space by the alphabet size. Predictable words could be recovered in very few guesses, while short random-looking passwords required millions or billions. The hypothesis was supported: increasing length and reducing predictability increased resistance to the tested attacks. These results apply to a fast educational MD5 comparison and do not represent attempts against real accounts or modern password storage.</w:t>
+        <w:t>I tested how password length, available characters, and guessing strategy affect the effort required to recover classroom sample passwords. A C# program generated guesses locally, hashed each guess with MD5, and compared the result with authorized Science Buddies sample hashes. Controlled brute-force trials tested four character sets and lengths one through four, with five repetitions per condition. Dictionary and word-pair attacks were also tested. Six of seven Science Buddies challenges were recovered. The final challenge was tested against every possible six-character password made from lowercase letters, uppercase letters, and digits: 56,800,235,584 candidates. The search finished without a match. Results showed exponential growth: adding one character multiplied the search space by the alphabet size. Predictable words could be recovered in very few guesses, while short random-looking passwords required millions or billions. The hypothesis was supported: increasing length and reducing predictability increased resistance to the tested attacks. These results apply to a fast educational MD5 comparison and do not represent attempts against real accounts or modern password storage.</w:t>
       </w:r>
     </w:p>
     <w:p>
@@ -52,7 +52,7 @@
     </w:p>
     <w:p>
       <w:r>
-        <w:t>Evaluate the difficulty of different password types, write a password-guessing program, compare brute-force and dictionary-based strategies, and explain why longer and less predictable passwords are harder to guess.</w:t>
+        <w:t>I wanted to find out which kinds of passwords were easiest and hardest for my program to guess. I compared brute force with dictionary-based strategies and looked at how the results changed when passwords became longer.</w:t>
       </w:r>
     </w:p>
     <w:p>
@@ -65,7 +65,7 @@
     </w:p>
     <w:p>
       <w:r>
-        <w:t>If password length or the number of allowed characters increases, then the number of possible passwords and the time required for brute force will increase exponentially. Dictionary attacks will recover predictable words in fewer guesses than brute force, but they will fail when the target is absent from the dictionary and its generated combinations.</w:t>
+        <w:t>I predicted that if password length or the number of allowed characters increases, the number of possible passwords and the time required for brute force will increase exponentially. Dictionary attacks will recover predictable words in fewer guesses than brute force, but they will fail when the target is absent from the dictionary and its generated combinations.</w:t>
       </w:r>
     </w:p>
     <w:p>
@@ -506,7 +506,7 @@
         <w:pStyle w:val="ListNumber"/>
       </w:pPr>
       <w:r>
-        <w:t>Download the Science Buddies starter files and preserve them in an original</w:t>
+        <w:t>I downloaded the Science Buddies starter files and preserved them in an original</w:t>
       </w:r>
     </w:p>
     <w:p>
@@ -519,7 +519,7 @@
         <w:pStyle w:val="ListNumber"/>
       </w:pPr>
       <w:r>
-        <w:t>Write a C# program that generates candidate strings, hashes each candidate</w:t>
+        <w:t>I wrote a C# program that generates candidate strings, hashes each candidate</w:t>
       </w:r>
     </w:p>
     <w:p>
@@ -532,7 +532,7 @@
         <w:pStyle w:val="ListNumber"/>
       </w:pPr>
       <w:r>
-        <w:t>Run self-tests to confirm the enumeration order, expected guess counts, and</w:t>
+        <w:t>I ran self-tests to confirm the enumeration order, expected guess counts, and</w:t>
       </w:r>
     </w:p>
     <w:p>
@@ -545,7 +545,7 @@
         <w:pStyle w:val="ListNumber"/>
       </w:pPr>
       <w:r>
-        <w:t>Define four brute-force alphabets: 10 digits, 26 lowercase letters, 52</w:t>
+        <w:t>I defined four brute-force alphabets: 10 digits, 26 lowercase letters, 52</w:t>
       </w:r>
     </w:p>
     <w:p>
@@ -558,7 +558,7 @@
         <w:pStyle w:val="ListNumber"/>
       </w:pPr>
       <w:r>
-        <w:t>For each alphabet, test lengths one through four. Place the synthetic target</w:t>
+        <w:t>For each alphabet, I tested lengths one through four. I placed the synthetic target</w:t>
       </w:r>
     </w:p>
     <w:p>
@@ -571,7 +571,7 @@
         <w:pStyle w:val="ListNumber"/>
       </w:pPr>
       <w:r>
-        <w:t>Repeat each measured condition five times. Record guesses, mean time,</w:t>
+        <w:t>I repeated each measured condition five times and recorded guesses, mean time,</w:t>
       </w:r>
     </w:p>
     <w:p>
@@ -584,7 +584,7 @@
         <w:pStyle w:val="ListNumber"/>
       </w:pPr>
       <w:r>
-        <w:t>Test dictionary and word-pair strategies against predictable and</w:t>
+        <w:t>I tested dictionary and word-pair strategies against predictable and</w:t>
       </w:r>
     </w:p>
     <w:p>
@@ -597,7 +597,7 @@
         <w:pStyle w:val="ListNumber"/>
       </w:pPr>
       <w:r>
-        <w:t>Run the program against Science Buddies Challenges 0–6. Record every method,</w:t>
+        <w:t>I ran the program against Science Buddies Challenges 0–6 and recorded every method,</w:t>
       </w:r>
     </w:p>
     <w:p>
@@ -610,7 +610,7 @@
         <w:pStyle w:val="ListNumber"/>
       </w:pPr>
       <w:r>
-        <w:t>For Challenge 6, test additional capitalization, word combinations,</w:t>
+        <w:t>For Challenge 6, I tested additional capitalization, word combinations,</w:t>
       </w:r>
     </w:p>
     <w:p>
@@ -623,12 +623,12 @@
         <w:pStyle w:val="ListNumber"/>
       </w:pPr>
       <w:r>
-        <w:t>Run a resumable search of all 62^6 six-character alphanumeric candidates.</w:t>
+        <w:t>I ran a resumable search of all 62^6 six-character alphanumeric candidates.</w:t>
       </w:r>
     </w:p>
     <w:p>
       <w:r>
-        <w:t>Save progress every one million guesses so an interruption does not erase the completed work.</w:t>
+        <w:t>I saved progress every one million guesses so an interruption did not erase the completed work.</w:t>
       </w:r>
     </w:p>
     <w:p>
@@ -636,7 +636,7 @@
         <w:pStyle w:val="ListNumber"/>
       </w:pPr>
       <w:r>
-        <w:t>Export the measurements to CSV, calculate summary statistics, and graph</w:t>
+        <w:t>I exported the measurements to CSV, calculated summary statistics, and graphed</w:t>
       </w:r>
     </w:p>
     <w:p>
@@ -1662,7 +1662,7 @@
     </w:p>
     <w:p>
       <w:r>
-        <w:t>The results support exponential search-space growth. A fixed-length brute-force search requires A^L candidates in the worst case, so increasing length has a larger effect than a simple linear increase. Larger alphabets also increase the space, although predictable composition rules do not guarantee a strong human-chosen password.</w:t>
+        <w:t>My results support exponential search-space growth. A fixed-length brute-force search requires A^L candidates in the worst case, so increasing length has a larger effect than a simple linear increase. Larger alphabets also increase the space, although predictable composition rules do not guarantee a strong human-chosen password.</w:t>
       </w:r>
     </w:p>
     <w:p>
@@ -1680,7 +1680,7 @@
     </w:p>
     <w:p>
       <w:r>
-        <w:t>The hypothesis was supported. Longer passwords and larger search spaces required dramatically more guesses and more time in the controlled brute-force experiment. Dictionary and word-pair attacks were much more efficient when the target followed a predictable human pattern. Six of seven Science Buddies challenges were recovered. Challenge 6 remained unsolved even after a complete 56.8-billion-candidate alphanumeric search.</w:t>
+        <w:t>My hypothesis was supported. Longer passwords and larger search spaces required dramatically more guesses and more time in the controlled brute-force experiment. Dictionary and word-pair attacks were much more efficient when the target followed a predictable human pattern. Six of seven Science Buddies challenges were recovered. Challenge 6 remained unsolved even after a complete 56.8-billion-candidate alphanumeric search.</w:t>
       </w:r>
     </w:p>
     <w:p>
@@ -1842,7 +1842,7 @@
     </w:p>
     <w:p>
       <w:r>
-        <w:t>The project idea, sample Python program, sample hashes, and password list came from Science Buddies. The guessing program used for the experiment was written in C# and adapted the educational goals of the supplied material. AI assistance was used for programming, comments, data processing, graphs, and drafting this report. All numerical conclusions were calculated from saved experiment files.</w:t>
+        <w:t>The project idea, sample Python program, sample hashes, and password list came from Science Buddies. I wrote the C# version for this experiment and checked the graphs and numerical conclusions against the saved result files.</w:t>
       </w:r>
     </w:p>
     <w:p>
